--- a/cases/lebron-vs-michael/published/LeBron Vs. Michael - Case Study.docx
+++ b/cases/lebron-vs-michael/published/LeBron Vs. Michael - Case Study.docx
@@ -372,6 +372,7 @@
         <w:gridCol w:w="818"/>
         <w:gridCol w:w="818"/>
         <w:gridCol w:w="818"/>
+        <w:gridCol w:w="1008"/>
       </w:tblGrid>
       <w:tr>
         <w:tc>
@@ -495,6 +496,16 @@
             </w:r>
           </w:p>
         </w:tc>
+        <w:tc>
+          <w:tcPr>
+            <w:tcW w:type="dxa" w:w="1008"/>
+          </w:tcPr>
+          <w:p>
+            <w:r>
+              <w:t>Blocks</w:t>
+            </w:r>
+          </w:p>
+        </w:tc>
       </w:tr>
       <w:tr>
         <w:tc>
@@ -607,6 +618,16 @@
             </w:r>
           </w:p>
         </w:tc>
+        <w:tc>
+          <w:tcPr>
+            <w:tcW w:type="dxa" w:w="1008"/>
+          </w:tcPr>
+          <w:p>
+            <w:r>
+              <w:t>982</w:t>
+            </w:r>
+          </w:p>
+        </w:tc>
       </w:tr>
       <w:tr>
         <w:tc>
@@ -716,6 +737,16 @@
           <w:p>
             <w:r>
               <w:t xml:space="preserve">6,672</w:t>
+            </w:r>
+          </w:p>
+        </w:tc>
+        <w:tc>
+          <w:tcPr>
+            <w:tcW w:type="dxa" w:w="1008"/>
+          </w:tcPr>
+          <w:p>
+            <w:r>
+              <w:t>893</w:t>
             </w:r>
           </w:p>
         </w:tc>
@@ -760,6 +791,7 @@
         <w:gridCol w:w="818"/>
         <w:gridCol w:w="818"/>
         <w:gridCol w:w="818"/>
+        <w:gridCol w:w="1008"/>
       </w:tblGrid>
       <w:tr>
         <w:tc>
@@ -883,6 +915,16 @@
             </w:r>
           </w:p>
         </w:tc>
+        <w:tc>
+          <w:tcPr>
+            <w:tcW w:type="dxa" w:w="1008"/>
+          </w:tcPr>
+          <w:p>
+            <w:r>
+              <w:t>Blocks</w:t>
+            </w:r>
+          </w:p>
+        </w:tc>
       </w:tr>
       <w:tr>
         <w:tc>
@@ -995,6 +1037,16 @@
             </w:r>
           </w:p>
         </w:tc>
+        <w:tc>
+          <w:tcPr>
+            <w:tcW w:type="dxa" w:w="1008"/>
+          </w:tcPr>
+          <w:p>
+            <w:r>
+              <w:t>253</w:t>
+            </w:r>
+          </w:p>
+        </w:tc>
       </w:tr>
       <w:tr>
         <w:tc>
@@ -1104,6 +1156,16 @@
           <w:p>
             <w:r>
               <w:t xml:space="preserve">1,151</w:t>
+            </w:r>
+          </w:p>
+        </w:tc>
+        <w:tc>
+          <w:tcPr>
+            <w:tcW w:type="dxa" w:w="1008"/>
+          </w:tcPr>
+          <w:p>
+            <w:r>
+              <w:t>158</w:t>
             </w:r>
           </w:p>
         </w:tc>
@@ -2955,7 +3017,7 @@
         <w:t xml:space="preserve">Assumption 4 — Playoff totals are reconstructed from per-game data.</w:t>
       </w:r>
       <w:r>
-        <w:t xml:space="preserve"> The original source only records real playoff stats as a per-game average for each season, not a season total. Appendix B's playoff totals are each season's real per-game average multiplied by that season's real games played, summed across all seasons, and rounded to the nearest whole make/attempt/assist/rebound — a close estimate of the true career playoff total, not the exact box-score sum.</w:t>
+        <w:t xml:space="preserve"> The original source only records real playoff stats as a per-game average for each season, not a season total. Appendix B's playoff totals are each season's real per-game average multiplied by that season's real games played, summed across all seasons, and rounded to the nearest whole make/attempt/assist/rebound/block — a close estimate of the true career playoff total, not the exact box-score sum. LeBron's playoff Blocks total (253) carries the widest estimate margin of any figure in Appendix B: blocks are a low-count stat where per-series rounding compounds over 48 real playoff series, so the true total could plausibly be a few blocks higher or lower. Jordan's playoff Blocks total (158) is a directly reported career sum, not a reconstruction, and carries no such margin.</w:t>
       </w:r>
     </w:p>
     <w:p>
